--- a/Paper/Liver_Disease_Paper/Iteration_0/Title.docx
+++ b/Paper/Liver_Disease_Paper/Iteration_0/Title.docx
@@ -13,6 +13,8 @@
           <w:szCs w:val="26"/>
         </w:rPr>
       </w:pPr>
+      <w:bookmarkStart w:id="0" w:name="_GoBack"/>
+      <w:bookmarkEnd w:id="0"/>
       <w:r>
         <w:rPr>
           <w:rFonts w:ascii="Times New Roman" w:eastAsia="Times New Roman" w:hAnsi="Times New Roman" w:cs="Times New Roman"/>
@@ -22,7 +24,7 @@
           <w:sz w:val="32"/>
           <w:szCs w:val="32"/>
         </w:rPr>
-        <w:t xml:space="preserve">Running title: Automated </w:t>
+        <w:t xml:space="preserve">Automated </w:t>
       </w:r>
       <w:r>
         <w:rPr>
@@ -820,25 +822,14 @@
           <w:szCs w:val="26"/>
         </w:rPr>
       </w:pPr>
-      <w:proofErr w:type="gramStart"/>
-      <w:r>
-        <w:rPr>
-          <w:rFonts w:ascii="Times New Roman" w:eastAsia="Times New Roman" w:hAnsi="Times New Roman" w:cs="Times New Roman"/>
-          <w:color w:val="000000"/>
-          <w:sz w:val="26"/>
-          <w:szCs w:val="26"/>
-        </w:rPr>
-        <w:t>Statistical analysis for this work was performed by Brian M Anderson</w:t>
-      </w:r>
-      <w:proofErr w:type="gramEnd"/>
-      <w:r>
-        <w:rPr>
-          <w:rFonts w:ascii="Times New Roman" w:eastAsia="Times New Roman" w:hAnsi="Times New Roman" w:cs="Times New Roman"/>
-          <w:color w:val="000000"/>
-          <w:sz w:val="26"/>
-          <w:szCs w:val="26"/>
-        </w:rPr>
-        <w:t>.</w:t>
+      <w:r>
+        <w:rPr>
+          <w:rFonts w:ascii="Times New Roman" w:eastAsia="Times New Roman" w:hAnsi="Times New Roman" w:cs="Times New Roman"/>
+          <w:color w:val="000000"/>
+          <w:sz w:val="26"/>
+          <w:szCs w:val="26"/>
+        </w:rPr>
+        <w:t>Statistical analysis for this work was performed by Brian M Anderson.</w:t>
       </w:r>
     </w:p>
     <w:p>
@@ -941,18 +932,7 @@
           <w:sz w:val="26"/>
           <w:szCs w:val="26"/>
         </w:rPr>
-        <w:t>Society of Interventional Radiology Foundation Allied Scientist Gran</w:t>
-      </w:r>
-      <w:bookmarkStart w:id="0" w:name="_GoBack"/>
-      <w:bookmarkEnd w:id="0"/>
-      <w:r>
-        <w:rPr>
-          <w:rFonts w:ascii="Times New Roman" w:eastAsia="Times New Roman" w:hAnsi="Times New Roman" w:cs="Times New Roman"/>
-          <w:color w:val="000000"/>
-          <w:sz w:val="26"/>
-          <w:szCs w:val="26"/>
-        </w:rPr>
-        <w:t xml:space="preserve">t, </w:t>
+        <w:t xml:space="preserve">Society of Interventional Radiology Foundation Allied Scientist Grant, </w:t>
       </w:r>
       <w:r>
         <w:rPr>
@@ -1273,27 +1253,15 @@
           <w:szCs w:val="26"/>
         </w:rPr>
       </w:pPr>
-      <w:proofErr w:type="spellStart"/>
-      <w:r>
-        <w:rPr>
-          <w:rFonts w:ascii="Times New Roman" w:eastAsia="Times New Roman" w:hAnsi="Times New Roman" w:cs="Times New Roman"/>
-          <w:b/>
-          <w:color w:val="000000"/>
-          <w:sz w:val="26"/>
-          <w:szCs w:val="26"/>
-        </w:rPr>
-        <w:t>Conflicts</w:t>
-      </w:r>
-      <w:proofErr w:type="spellEnd"/>
-      <w:r>
-        <w:rPr>
-          <w:rFonts w:ascii="Times New Roman" w:eastAsia="Times New Roman" w:hAnsi="Times New Roman" w:cs="Times New Roman"/>
-          <w:b/>
-          <w:color w:val="000000"/>
-          <w:sz w:val="26"/>
-          <w:szCs w:val="26"/>
-        </w:rPr>
-        <w:t xml:space="preserve"> of Interest</w:t>
+      <w:r>
+        <w:rPr>
+          <w:rFonts w:ascii="Times New Roman" w:eastAsia="Times New Roman" w:hAnsi="Times New Roman" w:cs="Times New Roman"/>
+          <w:b/>
+          <w:color w:val="000000"/>
+          <w:sz w:val="26"/>
+          <w:szCs w:val="26"/>
+        </w:rPr>
+        <w:t>Conflicts of Interest</w:t>
       </w:r>
       <w:r>
         <w:rPr>
@@ -1487,7 +1455,45 @@
           <w:sz w:val="26"/>
           <w:szCs w:val="26"/>
         </w:rPr>
-        <w:t>Dr. Brock reports grants from National Institutes of Health R01CA235564</w:t>
+        <w:t>Dr. Brock reports grants from National Ins</w:t>
+      </w:r>
+      <w:r>
+        <w:rPr>
+          <w:rFonts w:ascii="Times New Roman" w:eastAsia="Times New Roman" w:hAnsi="Times New Roman" w:cs="Times New Roman"/>
+          <w:color w:val="000000"/>
+          <w:sz w:val="26"/>
+          <w:szCs w:val="26"/>
+        </w:rPr>
+        <w:t xml:space="preserve">titutes of Health R01CA235564, </w:t>
+      </w:r>
+      <w:r>
+        <w:rPr>
+          <w:rFonts w:ascii="Times New Roman" w:eastAsia="Times New Roman" w:hAnsi="Times New Roman" w:cs="Times New Roman"/>
+          <w:color w:val="000000"/>
+          <w:sz w:val="26"/>
+          <w:szCs w:val="26"/>
+        </w:rPr>
+        <w:t xml:space="preserve">during the conduct of the study; grants from </w:t>
+      </w:r>
+      <w:proofErr w:type="spellStart"/>
+      <w:r>
+        <w:rPr>
+          <w:rFonts w:ascii="Times New Roman" w:eastAsia="Times New Roman" w:hAnsi="Times New Roman" w:cs="Times New Roman"/>
+          <w:color w:val="000000"/>
+          <w:sz w:val="26"/>
+          <w:szCs w:val="26"/>
+        </w:rPr>
+        <w:t>RaySearch</w:t>
+      </w:r>
+      <w:proofErr w:type="spellEnd"/>
+      <w:r>
+        <w:rPr>
+          <w:rFonts w:ascii="Times New Roman" w:eastAsia="Times New Roman" w:hAnsi="Times New Roman" w:cs="Times New Roman"/>
+          <w:color w:val="000000"/>
+          <w:sz w:val="26"/>
+          <w:szCs w:val="26"/>
+        </w:rPr>
+        <w:t xml:space="preserve"> Laboratories</w:t>
       </w:r>
       <w:proofErr w:type="gramStart"/>
       <w:r>
@@ -1497,7 +1503,7 @@
           <w:sz w:val="26"/>
           <w:szCs w:val="26"/>
         </w:rPr>
-        <w:t>,  during</w:t>
+        <w:t>,  outside</w:t>
       </w:r>
       <w:proofErr w:type="gramEnd"/>
       <w:r>
@@ -1507,27 +1513,7 @@
           <w:sz w:val="26"/>
           <w:szCs w:val="26"/>
         </w:rPr>
-        <w:t xml:space="preserve"> the conduct of the study; grants from </w:t>
-      </w:r>
-      <w:proofErr w:type="spellStart"/>
-      <w:r>
-        <w:rPr>
-          <w:rFonts w:ascii="Times New Roman" w:eastAsia="Times New Roman" w:hAnsi="Times New Roman" w:cs="Times New Roman"/>
-          <w:color w:val="000000"/>
-          <w:sz w:val="26"/>
-          <w:szCs w:val="26"/>
-        </w:rPr>
-        <w:t>RaySearch</w:t>
-      </w:r>
-      <w:proofErr w:type="spellEnd"/>
-      <w:r>
-        <w:rPr>
-          <w:rFonts w:ascii="Times New Roman" w:eastAsia="Times New Roman" w:hAnsi="Times New Roman" w:cs="Times New Roman"/>
-          <w:color w:val="000000"/>
-          <w:sz w:val="26"/>
-          <w:szCs w:val="26"/>
-        </w:rPr>
-        <w:t xml:space="preserve"> Laboratories,  outside the submitted work; .</w:t>
+        <w:t xml:space="preserve"> the submitted work; .</w:t>
       </w:r>
     </w:p>
     <w:sectPr>
@@ -1938,6 +1924,7 @@
   <w:style w:type="character" w:default="1" w:styleId="DefaultParagraphFont">
     <w:name w:val="Default Paragraph Font"/>
     <w:uiPriority w:val="1"/>
+    <w:semiHidden/>
     <w:unhideWhenUsed/>
   </w:style>
   <w:style w:type="table" w:default="1" w:styleId="TableNormal">
